--- a/cv.docx
+++ b/cv.docx
@@ -66,21 +66,7 @@
             <w:rStyle w:val="af0"/>
             <w:lang w:val="en-US"/>
           </w:rPr>
-          <w:t>stauceni.android</w:t>
-        </w:r>
-        <w:r>
-          <w:rPr>
-            <w:rStyle w:val="af0"/>
-            <w:lang w:val="en-US"/>
-          </w:rPr>
-          <w:t>@</w:t>
-        </w:r>
-        <w:r>
-          <w:rPr>
-            <w:rStyle w:val="af0"/>
-            <w:lang w:val="en-US"/>
-          </w:rPr>
-          <w:t>gmail.com</w:t>
+          <w:t>stauceni.android@gmail.com</w:t>
         </w:r>
       </w:hyperlink>
     </w:p>
@@ -112,9 +98,52 @@
           <w:lang w:val="en-US"/>
         </w:rPr>
       </w:pPr>
+      <w:r>
+        <w:rPr>
+          <w:lang w:val="en-US"/>
+        </w:rPr>
+        <w:t xml:space="preserve">Website: </w:t>
+      </w:r>
+      <w:hyperlink r:id="rId10" w:history="1">
+        <w:r>
+          <w:rPr>
+            <w:rStyle w:val="af0"/>
+            <w:lang w:val="en-US"/>
+          </w:rPr>
+          <w:t>https://aciudacov.github.io/Pe</w:t>
+        </w:r>
+        <w:r>
+          <w:rPr>
+            <w:rStyle w:val="af0"/>
+            <w:lang w:val="en-US"/>
+          </w:rPr>
+          <w:t>r</w:t>
+        </w:r>
+        <w:r>
+          <w:rPr>
+            <w:rStyle w:val="af0"/>
+            <w:lang w:val="en-US"/>
+          </w:rPr>
+          <w:t>sonalWebsite/</w:t>
+        </w:r>
+      </w:hyperlink>
+    </w:p>
+    <w:p>
+      <w:pPr>
+        <w:rPr>
+          <w:lang w:val="en-US"/>
+        </w:rPr>
+      </w:pPr>
     </w:p>
     <w:sdt>
       <w:sdtPr>
+        <w:rPr>
+          <w:rFonts w:asciiTheme="minorHAnsi" w:eastAsiaTheme="minorHAnsi" w:hAnsiTheme="minorHAnsi" w:cstheme="minorBidi"/>
+          <w:color w:val="auto"/>
+          <w:sz w:val="22"/>
+          <w:szCs w:val="22"/>
+          <w:lang w:eastAsia="en-US"/>
+        </w:rPr>
         <w:id w:val="1795559829"/>
         <w:docPartObj>
           <w:docPartGallery w:val="Table of Contents"/>
@@ -123,13 +152,8 @@
       </w:sdtPr>
       <w:sdtEndPr>
         <w:rPr>
-          <w:rFonts w:asciiTheme="minorHAnsi" w:eastAsiaTheme="minorHAnsi" w:hAnsiTheme="minorHAnsi" w:cstheme="minorBidi"/>
           <w:b/>
           <w:bCs/>
-          <w:color w:val="auto"/>
-          <w:sz w:val="22"/>
-          <w:szCs w:val="22"/>
-          <w:lang w:eastAsia="en-US"/>
         </w:rPr>
       </w:sdtEndPr>
       <w:sdtContent>
@@ -1286,7 +1310,21 @@
         <w:rPr>
           <w:lang w:val="en-US"/>
         </w:rPr>
-        <w:t>One of my key projects is a loadboard monitoring system that aggregates multiple platforms and delivers real-time alerts via Telegram. It includes browser automation, data aggregation, filtering logic, and a web UI, and is used in production by 100+ users.</w:t>
+        <w:t xml:space="preserve">One of my key projects is a </w:t>
+      </w:r>
+      <w:proofErr w:type="spellStart"/>
+      <w:r>
+        <w:rPr>
+          <w:lang w:val="en-US"/>
+        </w:rPr>
+        <w:t>loadboard</w:t>
+      </w:r>
+      <w:proofErr w:type="spellEnd"/>
+      <w:r>
+        <w:rPr>
+          <w:lang w:val="en-US"/>
+        </w:rPr>
+        <w:t xml:space="preserve"> monitoring system that aggregates multiple platforms and delivers real-time alerts via Telegram. It includes browser automation, data aggregation, filtering logic, and a web UI, and is used in production by 100+ users.</w:t>
       </w:r>
     </w:p>
     <w:p>
@@ -1321,28 +1359,397 @@
         <w:rPr>
           <w:lang w:val="en-US"/>
         </w:rPr>
+        <w:t>W</w:t>
+      </w:r>
+      <w:r>
+        <w:rPr>
+          <w:lang w:val="en-US"/>
+        </w:rPr>
+        <w:t>ork experience</w:t>
+      </w:r>
+      <w:bookmarkEnd w:id="1"/>
+    </w:p>
+    <w:p>
+      <w:pPr>
+        <w:rPr>
+          <w:lang w:val="en-US"/>
+        </w:rPr>
+      </w:pPr>
+      <w:r>
+        <w:rPr>
+          <w:lang w:val="en-US"/>
+        </w:rPr>
+        <w:t>Senior .NET Developer</w:t>
+      </w:r>
+    </w:p>
+    <w:p>
+      <w:pPr>
+        <w:pStyle w:val="3"/>
+        <w:rPr>
+          <w:lang w:val="en-US"/>
+        </w:rPr>
+      </w:pPr>
+      <w:bookmarkStart w:id="2" w:name="_Toc224829223"/>
+      <w:r>
+        <w:rPr>
+          <w:lang w:val="en-US"/>
+        </w:rPr>
+        <w:t xml:space="preserve">EBZ Group via </w:t>
+      </w:r>
+      <w:proofErr w:type="spellStart"/>
+      <w:r>
+        <w:rPr>
+          <w:lang w:val="en-US"/>
+        </w:rPr>
+        <w:t>Proxify</w:t>
+      </w:r>
+      <w:bookmarkEnd w:id="2"/>
+      <w:proofErr w:type="spellEnd"/>
+    </w:p>
+    <w:p>
+      <w:pPr>
+        <w:rPr>
+          <w:lang w:val="en-US"/>
+        </w:rPr>
+      </w:pPr>
+      <w:r>
+        <w:rPr>
+          <w:lang w:val="en-US"/>
+        </w:rPr>
+        <w:t>Apr 2025 - Present</w:t>
+      </w:r>
+    </w:p>
+    <w:p>
+      <w:pPr>
+        <w:rPr>
+          <w:lang w:val="en-US"/>
+        </w:rPr>
+      </w:pPr>
+      <w:r>
+        <w:rPr>
+          <w:lang w:val="en-US"/>
+        </w:rPr>
+        <w:t>Remote</w:t>
+      </w:r>
+    </w:p>
+    <w:p>
+      <w:pPr>
+        <w:rPr>
+          <w:lang w:val="en-US"/>
+        </w:rPr>
+      </w:pPr>
+      <w:r>
+        <w:rPr>
+          <w:lang w:val="en-US"/>
+        </w:rPr>
+        <w:t>Tech stack: Blazor, C#, Entity Framework, SQL Server, .NET Aspire, Microservices, JavaScript</w:t>
+      </w:r>
+    </w:p>
+    <w:p>
+      <w:pPr>
+        <w:rPr>
+          <w:lang w:val="en-US"/>
+        </w:rPr>
+      </w:pPr>
+    </w:p>
+    <w:p>
+      <w:pPr>
+        <w:rPr>
+          <w:lang w:val="en-US"/>
+        </w:rPr>
+      </w:pPr>
+      <w:r>
+        <w:rPr>
+          <w:lang w:val="en-US"/>
+        </w:rPr>
+        <w:t>Contributed to a microservices-based enterprise platform used to manage automotive assembly-line projects. Extended core UI infrastructure by building reusable components on top of DevExpress, including hierarchical data grids, synchronized grid state across multiple views, and a flexible filtering system. Focused on designing extensible components and optimizing performance to ensure responsive behavior in complex data-driven interfaces.</w:t>
+      </w:r>
+    </w:p>
+    <w:p>
+      <w:pPr>
+        <w:rPr>
+          <w:lang w:val="en-US"/>
+        </w:rPr>
+      </w:pPr>
+    </w:p>
+    <w:p>
+      <w:pPr>
+        <w:rPr>
+          <w:lang w:val="en-US"/>
+        </w:rPr>
+      </w:pPr>
+      <w:r>
+        <w:rPr>
+          <w:lang w:val="en-US"/>
+        </w:rPr>
+        <w:t>.NET Backend Developer</w:t>
+      </w:r>
+    </w:p>
+    <w:p>
+      <w:pPr>
+        <w:pStyle w:val="3"/>
+        <w:rPr>
+          <w:lang w:val="en-US"/>
+        </w:rPr>
+      </w:pPr>
+      <w:bookmarkStart w:id="3" w:name="_Toc224829224"/>
+      <w:r>
+        <w:rPr>
+          <w:lang w:val="en-US"/>
+        </w:rPr>
+        <w:t>Software Mind Romania &amp; Moldova</w:t>
+      </w:r>
+      <w:bookmarkEnd w:id="3"/>
+    </w:p>
+    <w:p>
+      <w:pPr>
+        <w:rPr>
+          <w:lang w:val="en-US"/>
+        </w:rPr>
+      </w:pPr>
+      <w:r>
+        <w:rPr>
+          <w:lang w:val="en-US"/>
+        </w:rPr>
+        <w:t>Apr 2022 - Oct 2025</w:t>
+      </w:r>
+    </w:p>
+    <w:p>
+      <w:pPr>
+        <w:rPr>
+          <w:lang w:val="en-US"/>
+        </w:rPr>
+      </w:pPr>
+      <w:r>
+        <w:rPr>
+          <w:lang w:val="en-US"/>
+        </w:rPr>
+        <w:t>Chisinau, Moldova (Hybrid)</w:t>
+      </w:r>
+    </w:p>
+    <w:p>
+      <w:pPr>
+        <w:rPr>
+          <w:lang w:val="en-US"/>
+        </w:rPr>
+      </w:pPr>
+      <w:r>
+        <w:rPr>
+          <w:lang w:val="en-US"/>
+        </w:rPr>
+        <w:t>Tech stack: RESTful Web Services, Blazor, Datadog, MongoDB, Redis, PostgreSQL, Entity Framework, JavaScript, jQuery, Microservices</w:t>
+      </w:r>
+    </w:p>
+    <w:p>
+      <w:pPr>
+        <w:rPr>
+          <w:lang w:val="en-US"/>
+        </w:rPr>
+      </w:pPr>
+    </w:p>
+    <w:p>
+      <w:pPr>
+        <w:rPr>
+          <w:lang w:val="en-US"/>
+        </w:rPr>
+      </w:pPr>
+      <w:proofErr w:type="spellStart"/>
+      <w:r>
+        <w:rPr>
+          <w:lang w:val="en-US"/>
+        </w:rPr>
+        <w:t>Bettech</w:t>
+      </w:r>
+      <w:proofErr w:type="spellEnd"/>
+      <w:r>
+        <w:rPr>
+          <w:lang w:val="en-US"/>
+        </w:rPr>
+        <w:t xml:space="preserve"> Gaming:</w:t>
+      </w:r>
+    </w:p>
+    <w:p>
+      <w:pPr>
+        <w:rPr>
+          <w:lang w:val="en-US"/>
+        </w:rPr>
+      </w:pPr>
+      <w:r>
+        <w:rPr>
+          <w:lang w:val="en-US"/>
+        </w:rPr>
+        <w:t>Backend developer on a microservices-based SaaS betting platform, implementing APIs, integrating third-party services, and resolving production issues in a live environment. Worked on search-related optimizations (Elasticsearch) and introduced observability practices using Datadog.</w:t>
+      </w:r>
+    </w:p>
+    <w:p>
+      <w:pPr>
+        <w:rPr>
+          <w:lang w:val="en-US"/>
+        </w:rPr>
+      </w:pPr>
+    </w:p>
+    <w:p>
+      <w:pPr>
+        <w:rPr>
+          <w:lang w:val="en-US"/>
+        </w:rPr>
+      </w:pPr>
+      <w:proofErr w:type="spellStart"/>
+      <w:r>
+        <w:rPr>
+          <w:lang w:val="en-US"/>
+        </w:rPr>
+        <w:t>DataStation</w:t>
+      </w:r>
+      <w:proofErr w:type="spellEnd"/>
+      <w:r>
+        <w:rPr>
+          <w:lang w:val="en-US"/>
+        </w:rPr>
+        <w:t>:</w:t>
+      </w:r>
+    </w:p>
+    <w:p>
+      <w:pPr>
+        <w:rPr>
+          <w:lang w:val="en-US"/>
+        </w:rPr>
+      </w:pPr>
+      <w:r>
+        <w:rPr>
+          <w:lang w:val="en-US"/>
+        </w:rPr>
+        <w:t>Contributed to the full rewrite of a legacy ASP compliance management system into a modern Blazor/.NET application. Reverse-engineered undocumented business logic, migrated stored procedures to EF-based queries, refactored legacy code, and ensured backward database compatibility during phased migration.</w:t>
+      </w:r>
+    </w:p>
+    <w:p>
+      <w:pPr>
+        <w:rPr>
+          <w:lang w:val="en-US"/>
+        </w:rPr>
+      </w:pPr>
+    </w:p>
+    <w:p>
+      <w:pPr>
+        <w:rPr>
+          <w:lang w:val="en-US"/>
+        </w:rPr>
+      </w:pPr>
+      <w:r>
+        <w:rPr>
+          <w:lang w:val="en-US"/>
+        </w:rPr>
+        <w:t>Junior .NET Developer</w:t>
+      </w:r>
+    </w:p>
+    <w:p>
+      <w:pPr>
+        <w:pStyle w:val="3"/>
+        <w:rPr>
+          <w:lang w:val="en-US"/>
+        </w:rPr>
+      </w:pPr>
+      <w:bookmarkStart w:id="4" w:name="_Toc224829225"/>
+      <w:r>
+        <w:rPr>
+          <w:lang w:val="en-US"/>
+        </w:rPr>
+        <w:t>STARLAB Moldova</w:t>
+      </w:r>
+      <w:bookmarkEnd w:id="4"/>
+    </w:p>
+    <w:p>
+      <w:pPr>
+        <w:rPr>
+          <w:lang w:val="en-US"/>
+        </w:rPr>
+      </w:pPr>
+      <w:r>
+        <w:rPr>
+          <w:lang w:val="en-US"/>
+        </w:rPr>
+        <w:t>Aug 2021 - Apr 2022</w:t>
+      </w:r>
+    </w:p>
+    <w:p>
+      <w:pPr>
+        <w:rPr>
+          <w:lang w:val="en-US"/>
+        </w:rPr>
+      </w:pPr>
+      <w:r>
+        <w:rPr>
+          <w:lang w:val="en-US"/>
+        </w:rPr>
         <w:lastRenderedPageBreak/>
-        <w:t>W</w:t>
-      </w:r>
-      <w:r>
-        <w:rPr>
-          <w:lang w:val="en-US"/>
-        </w:rPr>
-        <w:t>ork experience</w:t>
-      </w:r>
-      <w:bookmarkEnd w:id="1"/>
-    </w:p>
-    <w:p>
-      <w:pPr>
-        <w:rPr>
-          <w:lang w:val="en-US"/>
-        </w:rPr>
-      </w:pPr>
-      <w:r>
-        <w:rPr>
-          <w:lang w:val="en-US"/>
-        </w:rPr>
-        <w:t>Senior .NET Developer</w:t>
+        <w:t>Chisinau, Moldova (On-site)</w:t>
+      </w:r>
+    </w:p>
+    <w:p>
+      <w:pPr>
+        <w:rPr>
+          <w:lang w:val="en-US"/>
+        </w:rPr>
+      </w:pPr>
+      <w:r>
+        <w:rPr>
+          <w:lang w:val="en-US"/>
+        </w:rPr>
+        <w:t>Tech stack: ASP.NET Core, Blazor, Docker, JavaScript, jQuery</w:t>
+      </w:r>
+    </w:p>
+    <w:p>
+      <w:pPr>
+        <w:rPr>
+          <w:lang w:val="en-US"/>
+        </w:rPr>
+      </w:pPr>
+    </w:p>
+    <w:p>
+      <w:pPr>
+        <w:rPr>
+          <w:lang w:val="en-US"/>
+        </w:rPr>
+      </w:pPr>
+      <w:r>
+        <w:rPr>
+          <w:lang w:val="en-US"/>
+        </w:rPr>
+        <w:t xml:space="preserve">Software Developer at Starlab (IT division of </w:t>
+      </w:r>
+      <w:proofErr w:type="spellStart"/>
+      <w:r>
+        <w:rPr>
+          <w:lang w:val="en-US"/>
+        </w:rPr>
+        <w:t>Starnet</w:t>
+      </w:r>
+      <w:proofErr w:type="spellEnd"/>
+      <w:r>
+        <w:rPr>
+          <w:lang w:val="en-US"/>
+        </w:rPr>
+        <w:t>), working on internal CRM systems and microservices. Delivered new features and endpoints, resolved production issues, and developed an internal Blazor application for customer and service management, including payment handling and TV package administration.</w:t>
+      </w:r>
+    </w:p>
+    <w:p>
+      <w:pPr>
+        <w:rPr>
+          <w:lang w:val="en-US"/>
+        </w:rPr>
+      </w:pPr>
+    </w:p>
+    <w:p>
+      <w:pPr>
+        <w:rPr>
+          <w:lang w:val="en-US"/>
+        </w:rPr>
+      </w:pPr>
+      <w:r>
+        <w:rPr>
+          <w:lang w:val="en-US"/>
+        </w:rPr>
+        <w:t>Junior .NET Backend Developer</w:t>
       </w:r>
     </w:p>
     <w:p>
@@ -1352,26 +1759,34 @@
           <w:lang w:val="en-US"/>
         </w:rPr>
       </w:pPr>
-      <w:bookmarkStart w:id="2" w:name="_Toc224829223"/>
-      <w:r>
-        <w:rPr>
-          <w:lang w:val="en-US"/>
-        </w:rPr>
-        <w:t>EBZ Group via Proxify</w:t>
-      </w:r>
-      <w:bookmarkEnd w:id="2"/>
-    </w:p>
-    <w:p>
-      <w:pPr>
-        <w:rPr>
-          <w:lang w:val="en-US"/>
-        </w:rPr>
-      </w:pPr>
-      <w:r>
-        <w:rPr>
-          <w:lang w:val="en-US"/>
-        </w:rPr>
-        <w:t>Apr 2025 - Present</w:t>
+      <w:bookmarkStart w:id="5" w:name="_Toc224829226"/>
+      <w:proofErr w:type="spellStart"/>
+      <w:r>
+        <w:rPr>
+          <w:lang w:val="en-US"/>
+        </w:rPr>
+        <w:t>Extenda</w:t>
+      </w:r>
+      <w:proofErr w:type="spellEnd"/>
+      <w:r>
+        <w:rPr>
+          <w:lang w:val="en-US"/>
+        </w:rPr>
+        <w:t xml:space="preserve"> Retail via Stefanini EMEA</w:t>
+      </w:r>
+      <w:bookmarkEnd w:id="5"/>
+    </w:p>
+    <w:p>
+      <w:pPr>
+        <w:rPr>
+          <w:lang w:val="en-US"/>
+        </w:rPr>
+      </w:pPr>
+      <w:r>
+        <w:rPr>
+          <w:lang w:val="en-US"/>
+        </w:rPr>
+        <w:t>Apr 2020 - Aug 2021</w:t>
       </w:r>
     </w:p>
     <w:p>
@@ -1397,47 +1812,47 @@
         <w:rPr>
           <w:lang w:val="en-US"/>
         </w:rPr>
-        <w:t>Tech stack: Blazor, C#, Entity Framework, SQL Server, .NET Aspire, Microservices, JavaScript</w:t>
-      </w:r>
-    </w:p>
-    <w:p>
-      <w:pPr>
-        <w:rPr>
-          <w:lang w:val="en-US"/>
-        </w:rPr>
-      </w:pPr>
-    </w:p>
-    <w:p>
-      <w:pPr>
-        <w:rPr>
-          <w:lang w:val="en-US"/>
-        </w:rPr>
-      </w:pPr>
-      <w:r>
-        <w:rPr>
-          <w:lang w:val="en-US"/>
-        </w:rPr>
-        <w:t>Contributed to a microservices-based enterprise platform used to manage automotive assembly-line projects. Extended core UI infrastructure by building reusable components on top of DevExpress, including hierarchical data grids, synchronized grid state across multiple views, and a flexible filtering system. Focused on designing extensible components and optimizing performance to ensure responsive behavior in complex data-driven interfaces.</w:t>
-      </w:r>
-    </w:p>
-    <w:p>
-      <w:pPr>
-        <w:rPr>
-          <w:lang w:val="en-US"/>
-        </w:rPr>
-      </w:pPr>
-    </w:p>
-    <w:p>
-      <w:pPr>
-        <w:rPr>
-          <w:lang w:val="en-US"/>
-        </w:rPr>
-      </w:pPr>
-      <w:r>
-        <w:rPr>
-          <w:lang w:val="en-US"/>
-        </w:rPr>
-        <w:t>.NET Backend Developer</w:t>
+        <w:t>Tech stack: .NET, Web API, REST, Swagger, MS SQL, Elasticsearch</w:t>
+      </w:r>
+    </w:p>
+    <w:p>
+      <w:pPr>
+        <w:rPr>
+          <w:lang w:val="en-US"/>
+        </w:rPr>
+      </w:pPr>
+    </w:p>
+    <w:p>
+      <w:pPr>
+        <w:rPr>
+          <w:lang w:val="en-US"/>
+        </w:rPr>
+      </w:pPr>
+      <w:r>
+        <w:rPr>
+          <w:lang w:val="en-US"/>
+        </w:rPr>
+        <w:t>Backend developer on an end-to-end retail platform (POS, kiosks, warehouse management), responsible for API development, bug fixing, and performance improvements across kiosk and warehouse application modules.</w:t>
+      </w:r>
+    </w:p>
+    <w:p>
+      <w:pPr>
+        <w:rPr>
+          <w:lang w:val="en-US"/>
+        </w:rPr>
+      </w:pPr>
+    </w:p>
+    <w:p>
+      <w:pPr>
+        <w:rPr>
+          <w:lang w:val="en-US"/>
+        </w:rPr>
+      </w:pPr>
+      <w:r>
+        <w:rPr>
+          <w:lang w:val="en-US"/>
+        </w:rPr>
+        <w:t>QA Engineer</w:t>
       </w:r>
     </w:p>
     <w:p>
@@ -1447,436 +1862,109 @@
           <w:lang w:val="en-US"/>
         </w:rPr>
       </w:pPr>
-      <w:bookmarkStart w:id="3" w:name="_Toc224829224"/>
-      <w:r>
-        <w:rPr>
-          <w:lang w:val="en-US"/>
-        </w:rPr>
-        <w:t>Software Mind Romania &amp; Moldova</w:t>
-      </w:r>
-      <w:bookmarkEnd w:id="3"/>
-    </w:p>
-    <w:p>
-      <w:pPr>
-        <w:rPr>
-          <w:lang w:val="en-US"/>
-        </w:rPr>
-      </w:pPr>
-      <w:r>
-        <w:rPr>
-          <w:lang w:val="en-US"/>
-        </w:rPr>
-        <w:t>Apr 2022 - Oct 2025</w:t>
-      </w:r>
-    </w:p>
-    <w:p>
-      <w:pPr>
-        <w:rPr>
-          <w:lang w:val="en-US"/>
-        </w:rPr>
-      </w:pPr>
-      <w:r>
-        <w:rPr>
-          <w:lang w:val="en-US"/>
-        </w:rPr>
-        <w:t>Chisinau, Moldova (Hybrid)</w:t>
-      </w:r>
-    </w:p>
-    <w:p>
-      <w:pPr>
-        <w:rPr>
-          <w:lang w:val="en-US"/>
-        </w:rPr>
-      </w:pPr>
-      <w:r>
-        <w:rPr>
-          <w:lang w:val="en-US"/>
-        </w:rPr>
-        <w:t>Tech stack: RESTful Web Services, Blazor, Datadog, MongoDB, Redis, PostgreSQL, Entity Framework, JavaScript, jQuery, Microservices</w:t>
-      </w:r>
-    </w:p>
-    <w:p>
-      <w:pPr>
-        <w:rPr>
-          <w:lang w:val="en-US"/>
-        </w:rPr>
-      </w:pPr>
-    </w:p>
-    <w:p>
-      <w:pPr>
-        <w:rPr>
-          <w:lang w:val="en-US"/>
-        </w:rPr>
-      </w:pPr>
-      <w:r>
-        <w:rPr>
-          <w:lang w:val="en-US"/>
-        </w:rPr>
-        <w:t>Bettech Gaming:</w:t>
-      </w:r>
-    </w:p>
-    <w:p>
-      <w:pPr>
-        <w:rPr>
-          <w:lang w:val="en-US"/>
-        </w:rPr>
-      </w:pPr>
-      <w:r>
-        <w:rPr>
-          <w:lang w:val="en-US"/>
-        </w:rPr>
-        <w:t>Backend developer on a microservices-based SaaS betting platform, implementing APIs, integrating third-party services, and resolving production issues in a live environment. Worked on search-related optimizations (Elasticsearch) and introduced observability practices using Datadog.</w:t>
-      </w:r>
-    </w:p>
-    <w:p>
-      <w:pPr>
-        <w:rPr>
-          <w:lang w:val="en-US"/>
-        </w:rPr>
-      </w:pPr>
-    </w:p>
-    <w:p>
-      <w:pPr>
-        <w:rPr>
-          <w:lang w:val="en-US"/>
-        </w:rPr>
-      </w:pPr>
-      <w:r>
-        <w:rPr>
-          <w:lang w:val="en-US"/>
-        </w:rPr>
-        <w:t>DataStation:</w:t>
-      </w:r>
-    </w:p>
-    <w:p>
-      <w:pPr>
-        <w:rPr>
-          <w:lang w:val="en-US"/>
-        </w:rPr>
-      </w:pPr>
-      <w:r>
-        <w:rPr>
-          <w:lang w:val="en-US"/>
-        </w:rPr>
-        <w:t>Contributed to the full rewrite of a legacy ASP compliance management system into a modern Blazor/.NET application. Reverse-engineered undocumented business logic, migrated stored procedures to EF-based queries, refactored legacy code, and ensured backward database compatibility during phased migration.</w:t>
-      </w:r>
-    </w:p>
-    <w:p>
-      <w:pPr>
-        <w:rPr>
-          <w:lang w:val="en-US"/>
-        </w:rPr>
-      </w:pPr>
-    </w:p>
-    <w:p>
-      <w:pPr>
-        <w:rPr>
-          <w:lang w:val="en-US"/>
-        </w:rPr>
-      </w:pPr>
-      <w:r>
-        <w:rPr>
-          <w:lang w:val="en-US"/>
-        </w:rPr>
-        <w:t>Junior .NET Developer</w:t>
-      </w:r>
+      <w:bookmarkStart w:id="6" w:name="_Toc224829227"/>
+      <w:r>
+        <w:rPr>
+          <w:lang w:val="en-US"/>
+        </w:rPr>
+        <w:t>Raymond James via Allied Testing</w:t>
+      </w:r>
+      <w:bookmarkEnd w:id="6"/>
+    </w:p>
+    <w:p>
+      <w:pPr>
+        <w:rPr>
+          <w:lang w:val="en-US"/>
+        </w:rPr>
+      </w:pPr>
+      <w:r>
+        <w:rPr>
+          <w:lang w:val="en-US"/>
+        </w:rPr>
+        <w:t>Jul 2018 - Mar 2020</w:t>
+      </w:r>
+    </w:p>
+    <w:p>
+      <w:pPr>
+        <w:rPr>
+          <w:lang w:val="en-US"/>
+        </w:rPr>
+      </w:pPr>
+      <w:r>
+        <w:rPr>
+          <w:lang w:val="en-US"/>
+        </w:rPr>
+        <w:t>Chisinau, Moldova (On-site)</w:t>
+      </w:r>
+    </w:p>
+    <w:p>
+      <w:pPr>
+        <w:rPr>
+          <w:lang w:val="en-US"/>
+        </w:rPr>
+      </w:pPr>
+      <w:r>
+        <w:rPr>
+          <w:lang w:val="en-US"/>
+        </w:rPr>
+        <w:t>Tech stack: QA, T-SQL, Oracle</w:t>
+      </w:r>
+    </w:p>
+    <w:p>
+      <w:pPr>
+        <w:rPr>
+          <w:lang w:val="en-US"/>
+        </w:rPr>
+      </w:pPr>
+    </w:p>
+    <w:p>
+      <w:pPr>
+        <w:rPr>
+          <w:lang w:val="en-US"/>
+        </w:rPr>
+      </w:pPr>
+      <w:r>
+        <w:rPr>
+          <w:lang w:val="en-US"/>
+        </w:rPr>
+        <w:t>Manual QA on two Raymond James initiatives: a database migration from SQL Server to Oracle and an internal web-based trading management platform. For the migration project, validated schema and data mapping accuracy using extensive SQL analysis (joins, transformations, cross-checks against mapping documentation) to ensure integrity and consistency post-migration. For the trading platform, verified business requirements and user stories end-to-end, executing functional, performance, and database-level checks, and proactively identifying edge cases and defects across complex trading workflows (orders, contracts, options/legs).</w:t>
+      </w:r>
+    </w:p>
+    <w:p>
+      <w:pPr>
+        <w:rPr>
+          <w:lang w:val="en-US"/>
+        </w:rPr>
+      </w:pPr>
+    </w:p>
+    <w:p>
+      <w:pPr>
+        <w:pStyle w:val="2"/>
+        <w:rPr>
+          <w:lang w:val="en-US"/>
+        </w:rPr>
+      </w:pPr>
+      <w:bookmarkStart w:id="7" w:name="_Toc224829228"/>
+      <w:r>
+        <w:rPr>
+          <w:lang w:val="en-US"/>
+        </w:rPr>
+        <w:t>Skillset</w:t>
+      </w:r>
+      <w:bookmarkEnd w:id="7"/>
     </w:p>
     <w:p>
       <w:pPr>
         <w:pStyle w:val="3"/>
-        <w:rPr>
-          <w:lang w:val="en-US"/>
-        </w:rPr>
-      </w:pPr>
-      <w:bookmarkStart w:id="4" w:name="_Toc224829225"/>
-      <w:r>
-        <w:rPr>
-          <w:lang w:val="en-US"/>
-        </w:rPr>
-        <w:t>STARLAB Moldova</w:t>
-      </w:r>
-      <w:bookmarkEnd w:id="4"/>
-    </w:p>
-    <w:p>
-      <w:pPr>
-        <w:rPr>
-          <w:lang w:val="en-US"/>
-        </w:rPr>
-      </w:pPr>
-      <w:r>
-        <w:rPr>
-          <w:lang w:val="en-US"/>
-        </w:rPr>
-        <w:t>Aug 2021 - Apr 2022</w:t>
-      </w:r>
-    </w:p>
-    <w:p>
-      <w:pPr>
-        <w:rPr>
-          <w:lang w:val="en-US"/>
-        </w:rPr>
-      </w:pPr>
-      <w:r>
-        <w:rPr>
-          <w:lang w:val="en-US"/>
-        </w:rPr>
-        <w:t>Chisinau, Moldova (On-site)</w:t>
-      </w:r>
-    </w:p>
-    <w:p>
-      <w:pPr>
-        <w:rPr>
-          <w:lang w:val="en-US"/>
-        </w:rPr>
-      </w:pPr>
-      <w:r>
-        <w:rPr>
-          <w:lang w:val="en-US"/>
-        </w:rPr>
-        <w:lastRenderedPageBreak/>
-        <w:t>Tech stack: ASP.NET Core, Blazor, Docker, JavaScript, jQuery</w:t>
-      </w:r>
-    </w:p>
-    <w:p>
-      <w:pPr>
-        <w:rPr>
-          <w:lang w:val="en-US"/>
-        </w:rPr>
-      </w:pPr>
-    </w:p>
-    <w:p>
-      <w:pPr>
-        <w:rPr>
-          <w:lang w:val="en-US"/>
-        </w:rPr>
-      </w:pPr>
-      <w:r>
-        <w:rPr>
-          <w:lang w:val="en-US"/>
-        </w:rPr>
-        <w:t>Software Developer at Starlab (IT division of Starnet), working on internal CRM systems and microservices. Delivered new features and endpoints, resolved production issues, and developed an internal Blazor application for customer and service management, including payment handling and TV package administration.</w:t>
-      </w:r>
-    </w:p>
-    <w:p>
-      <w:pPr>
-        <w:rPr>
-          <w:lang w:val="en-US"/>
-        </w:rPr>
-      </w:pPr>
-    </w:p>
-    <w:p>
-      <w:pPr>
-        <w:rPr>
-          <w:lang w:val="en-US"/>
-        </w:rPr>
-      </w:pPr>
-      <w:r>
-        <w:rPr>
-          <w:lang w:val="en-US"/>
-        </w:rPr>
-        <w:t>Junior .NET Backend Developer</w:t>
-      </w:r>
-    </w:p>
-    <w:p>
-      <w:pPr>
-        <w:pStyle w:val="3"/>
-        <w:rPr>
-          <w:lang w:val="en-US"/>
-        </w:rPr>
-      </w:pPr>
-      <w:bookmarkStart w:id="5" w:name="_Toc224829226"/>
-      <w:r>
-        <w:rPr>
-          <w:lang w:val="en-US"/>
-        </w:rPr>
-        <w:t>Extenda Retail via Stefanini EMEA</w:t>
-      </w:r>
-      <w:bookmarkEnd w:id="5"/>
-    </w:p>
-    <w:p>
-      <w:pPr>
-        <w:rPr>
-          <w:lang w:val="en-US"/>
-        </w:rPr>
-      </w:pPr>
-      <w:r>
-        <w:rPr>
-          <w:lang w:val="en-US"/>
-        </w:rPr>
-        <w:t>Apr 2020 - Aug 2021</w:t>
-      </w:r>
-    </w:p>
-    <w:p>
-      <w:pPr>
-        <w:rPr>
-          <w:lang w:val="en-US"/>
-        </w:rPr>
-      </w:pPr>
-      <w:r>
-        <w:rPr>
-          <w:lang w:val="en-US"/>
-        </w:rPr>
-        <w:t>Remote</w:t>
-      </w:r>
-    </w:p>
-    <w:p>
-      <w:pPr>
-        <w:rPr>
-          <w:lang w:val="en-US"/>
-        </w:rPr>
-      </w:pPr>
-      <w:r>
-        <w:rPr>
-          <w:lang w:val="en-US"/>
-        </w:rPr>
-        <w:t>Tech stack: .NET, Web API, REST, Swagger, MS SQL, Elasticsearch</w:t>
-      </w:r>
-    </w:p>
-    <w:p>
-      <w:pPr>
-        <w:rPr>
-          <w:lang w:val="en-US"/>
-        </w:rPr>
-      </w:pPr>
-    </w:p>
-    <w:p>
-      <w:pPr>
-        <w:rPr>
-          <w:lang w:val="en-US"/>
-        </w:rPr>
-      </w:pPr>
-      <w:r>
-        <w:rPr>
-          <w:lang w:val="en-US"/>
-        </w:rPr>
-        <w:t>Backend developer on an end-to-end retail platform (POS, kiosks, warehouse management), responsible for API development, bug fixing, and performance improvements across kiosk and warehouse application modules.</w:t>
-      </w:r>
-    </w:p>
-    <w:p>
-      <w:pPr>
-        <w:rPr>
-          <w:lang w:val="en-US"/>
-        </w:rPr>
-      </w:pPr>
-    </w:p>
-    <w:p>
-      <w:pPr>
-        <w:rPr>
-          <w:lang w:val="en-US"/>
-        </w:rPr>
-      </w:pPr>
-      <w:r>
-        <w:rPr>
-          <w:lang w:val="en-US"/>
-        </w:rPr>
-        <w:t>QA Engineer</w:t>
-      </w:r>
-    </w:p>
-    <w:p>
-      <w:pPr>
-        <w:pStyle w:val="3"/>
-        <w:rPr>
-          <w:lang w:val="en-US"/>
-        </w:rPr>
-      </w:pPr>
-      <w:bookmarkStart w:id="6" w:name="_Toc224829227"/>
-      <w:r>
-        <w:rPr>
-          <w:lang w:val="en-US"/>
-        </w:rPr>
-        <w:t>Raymond James via Allied Testing</w:t>
-      </w:r>
-      <w:bookmarkEnd w:id="6"/>
-    </w:p>
-    <w:p>
-      <w:pPr>
-        <w:rPr>
-          <w:lang w:val="en-US"/>
-        </w:rPr>
-      </w:pPr>
-      <w:r>
-        <w:rPr>
-          <w:lang w:val="en-US"/>
-        </w:rPr>
-        <w:t>Jul 2018 - Mar 2020</w:t>
-      </w:r>
-    </w:p>
-    <w:p>
-      <w:pPr>
-        <w:rPr>
-          <w:lang w:val="en-US"/>
-        </w:rPr>
-      </w:pPr>
-      <w:r>
-        <w:rPr>
-          <w:lang w:val="en-US"/>
-        </w:rPr>
-        <w:t>Chisinau, Moldova (On-site)</w:t>
-      </w:r>
-    </w:p>
-    <w:p>
-      <w:pPr>
-        <w:rPr>
-          <w:lang w:val="en-US"/>
-        </w:rPr>
-      </w:pPr>
-      <w:r>
-        <w:rPr>
-          <w:lang w:val="en-US"/>
-        </w:rPr>
-        <w:t>Tech stack: QA, T-SQL, Oracle</w:t>
-      </w:r>
-    </w:p>
-    <w:p>
-      <w:pPr>
-        <w:rPr>
-          <w:lang w:val="en-US"/>
-        </w:rPr>
-      </w:pPr>
-    </w:p>
-    <w:p>
-      <w:pPr>
-        <w:rPr>
-          <w:lang w:val="en-US"/>
-        </w:rPr>
-      </w:pPr>
-      <w:r>
-        <w:rPr>
-          <w:lang w:val="en-US"/>
-        </w:rPr>
-        <w:t>Manual QA on two Raymond James initiatives: a database migration from SQL Server to Oracle and an internal web-based trading management platform. For the migration project, validated schema and data mapping accuracy using extensive SQL analysis (joins, transformations, cross-checks against mapping documentation) to ensure integrity and consistency post-migration. For the trading platform, verified business requirements and user stories end-to-end, executing functional, performance, and database-level checks, and proactively identifying edge cases and defects across complex trading workflows (orders, contracts, options/legs).</w:t>
-      </w:r>
-    </w:p>
-    <w:p>
-      <w:pPr>
-        <w:rPr>
-          <w:lang w:val="en-US"/>
-        </w:rPr>
-      </w:pPr>
-    </w:p>
-    <w:p>
-      <w:pPr>
-        <w:pStyle w:val="2"/>
-        <w:rPr>
-          <w:lang w:val="en-US"/>
-        </w:rPr>
-      </w:pPr>
-      <w:bookmarkStart w:id="7" w:name="_Toc224829228"/>
-      <w:r>
-        <w:rPr>
-          <w:lang w:val="en-US"/>
-        </w:rPr>
-        <w:t>Skillset</w:t>
-      </w:r>
-      <w:bookmarkEnd w:id="7"/>
-    </w:p>
-    <w:p>
-      <w:pPr>
-        <w:pStyle w:val="3"/>
       </w:pPr>
       <w:bookmarkStart w:id="8" w:name="_Toc224829229"/>
-      <w:r>
-        <w:t>Backend &amp; Core</w:t>
+      <w:proofErr w:type="spellStart"/>
+      <w:r>
+        <w:t>Backend</w:t>
+      </w:r>
+      <w:proofErr w:type="spellEnd"/>
+      <w:r>
+        <w:t xml:space="preserve"> &amp; Core</w:t>
       </w:r>
       <w:bookmarkEnd w:id="8"/>
     </w:p>
@@ -1910,6 +1998,7 @@
         </w:numPr>
       </w:pPr>
       <w:r>
+        <w:lastRenderedPageBreak/>
         <w:t>ASP.NET Core</w:t>
       </w:r>
     </w:p>
@@ -1921,7 +2010,6 @@
         </w:numPr>
       </w:pPr>
       <w:r>
-        <w:lastRenderedPageBreak/>
         <w:t>Web API</w:t>
       </w:r>
     </w:p>
@@ -1943,8 +2031,13 @@
           <w:numId w:val="1"/>
         </w:numPr>
       </w:pPr>
-      <w:r>
-        <w:t>Entity Framework</w:t>
+      <w:proofErr w:type="spellStart"/>
+      <w:r>
+        <w:t>Entity</w:t>
+      </w:r>
+      <w:proofErr w:type="spellEnd"/>
+      <w:r>
+        <w:t xml:space="preserve"> Framework</w:t>
       </w:r>
     </w:p>
     <w:p>
@@ -1959,8 +2052,13 @@
         <w:pStyle w:val="3"/>
       </w:pPr>
       <w:bookmarkStart w:id="9" w:name="_Toc224829230"/>
-      <w:r>
-        <w:t>Frontend &amp; UI</w:t>
+      <w:proofErr w:type="spellStart"/>
+      <w:r>
+        <w:t>Frontend</w:t>
+      </w:r>
+      <w:proofErr w:type="spellEnd"/>
+      <w:r>
+        <w:t xml:space="preserve"> &amp; UI</w:t>
       </w:r>
       <w:bookmarkEnd w:id="9"/>
     </w:p>
@@ -1971,9 +2069,11 @@
           <w:numId w:val="2"/>
         </w:numPr>
       </w:pPr>
+      <w:proofErr w:type="spellStart"/>
       <w:r>
         <w:t>Blazor</w:t>
       </w:r>
+      <w:proofErr w:type="spellEnd"/>
     </w:p>
     <w:p>
       <w:pPr>
@@ -1982,8 +2082,13 @@
           <w:numId w:val="2"/>
         </w:numPr>
       </w:pPr>
-      <w:r>
-        <w:t>Blazor Hybrid</w:t>
+      <w:proofErr w:type="spellStart"/>
+      <w:r>
+        <w:t>Blazor</w:t>
+      </w:r>
+      <w:proofErr w:type="spellEnd"/>
+      <w:r>
+        <w:t xml:space="preserve"> Hybrid</w:t>
       </w:r>
     </w:p>
     <w:p>
@@ -2004,9 +2109,11 @@
           <w:numId w:val="2"/>
         </w:numPr>
       </w:pPr>
+      <w:proofErr w:type="spellStart"/>
       <w:r>
         <w:t>jQuery</w:t>
       </w:r>
+      <w:proofErr w:type="spellEnd"/>
     </w:p>
     <w:p>
       <w:pPr>
@@ -2032,10 +2139,20 @@
         </w:rPr>
       </w:pPr>
       <w:bookmarkStart w:id="10" w:name="_Toc224829231"/>
-      <w:r>
-        <w:t>DevOps &amp; Observability</w:t>
+      <w:proofErr w:type="spellStart"/>
+      <w:r>
+        <w:t>DevOps</w:t>
+      </w:r>
+      <w:proofErr w:type="spellEnd"/>
+      <w:r>
+        <w:t xml:space="preserve"> &amp; </w:t>
+      </w:r>
+      <w:proofErr w:type="spellStart"/>
+      <w:r>
+        <w:t>Observability</w:t>
       </w:r>
       <w:bookmarkEnd w:id="10"/>
+      <w:proofErr w:type="spellEnd"/>
     </w:p>
     <w:p>
       <w:pPr>
@@ -2045,9 +2162,11 @@
           <w:numId w:val="2"/>
         </w:numPr>
       </w:pPr>
+      <w:proofErr w:type="spellStart"/>
       <w:r>
         <w:t>Docker</w:t>
       </w:r>
+      <w:proofErr w:type="spellEnd"/>
     </w:p>
     <w:p>
       <w:pPr>
@@ -2057,9 +2176,11 @@
           <w:numId w:val="2"/>
         </w:numPr>
       </w:pPr>
+      <w:proofErr w:type="spellStart"/>
       <w:r>
         <w:t>Datadog</w:t>
       </w:r>
+      <w:proofErr w:type="spellEnd"/>
     </w:p>
     <w:p>
       <w:pPr>
@@ -2073,8 +2194,13 @@
         <w:pStyle w:val="3"/>
       </w:pPr>
       <w:bookmarkStart w:id="11" w:name="_Toc224829232"/>
-      <w:r>
-        <w:t>Databases &amp; Storage</w:t>
+      <w:proofErr w:type="spellStart"/>
+      <w:r>
+        <w:t>Databases</w:t>
+      </w:r>
+      <w:proofErr w:type="spellEnd"/>
+      <w:r>
+        <w:t xml:space="preserve"> &amp; Storage</w:t>
       </w:r>
       <w:bookmarkEnd w:id="11"/>
     </w:p>
@@ -2096,9 +2222,11 @@
           <w:numId w:val="3"/>
         </w:numPr>
       </w:pPr>
+      <w:proofErr w:type="spellStart"/>
       <w:r>
         <w:t>PostgreSQL</w:t>
       </w:r>
+      <w:proofErr w:type="spellEnd"/>
     </w:p>
     <w:p>
       <w:pPr>
@@ -2118,9 +2246,11 @@
           <w:numId w:val="3"/>
         </w:numPr>
       </w:pPr>
+      <w:proofErr w:type="spellStart"/>
       <w:r>
         <w:t>MongoDB</w:t>
       </w:r>
+      <w:proofErr w:type="spellEnd"/>
     </w:p>
     <w:p>
       <w:pPr>
@@ -2129,9 +2259,11 @@
           <w:numId w:val="3"/>
         </w:numPr>
       </w:pPr>
+      <w:proofErr w:type="spellStart"/>
       <w:r>
         <w:t>Redis</w:t>
       </w:r>
+      <w:proofErr w:type="spellEnd"/>
     </w:p>
     <w:p>
       <w:pPr>
@@ -2283,12 +2415,12 @@
       </w:r>
     </w:p>
     <w:sectPr>
-      <w:headerReference w:type="even" r:id="rId10"/>
-      <w:headerReference w:type="default" r:id="rId11"/>
-      <w:footerReference w:type="even" r:id="rId12"/>
-      <w:footerReference w:type="default" r:id="rId13"/>
-      <w:headerReference w:type="first" r:id="rId14"/>
-      <w:footerReference w:type="first" r:id="rId15"/>
+      <w:headerReference w:type="even" r:id="rId11"/>
+      <w:headerReference w:type="default" r:id="rId12"/>
+      <w:footerReference w:type="even" r:id="rId13"/>
+      <w:footerReference w:type="default" r:id="rId14"/>
+      <w:headerReference w:type="first" r:id="rId15"/>
+      <w:footerReference w:type="first" r:id="rId16"/>
       <w:pgSz w:w="11906" w:h="16838"/>
       <w:pgMar w:top="1134" w:right="850" w:bottom="1134" w:left="1701" w:header="708" w:footer="708" w:gutter="0"/>
       <w:cols w:space="708"/>
@@ -3585,6 +3717,7 @@
   <w:style w:type="character" w:default="1" w:styleId="a0">
     <w:name w:val="Default Paragraph Font"/>
     <w:uiPriority w:val="1"/>
+    <w:semiHidden/>
     <w:unhideWhenUsed/>
   </w:style>
   <w:style w:type="table" w:default="1" w:styleId="a1">

--- a/cv.docx
+++ b/cv.docx
@@ -110,21 +110,7 @@
             <w:rStyle w:val="af0"/>
             <w:lang w:val="en-US"/>
           </w:rPr>
-          <w:t>https://aciudacov.github.io/Pe</w:t>
-        </w:r>
-        <w:r>
-          <w:rPr>
-            <w:rStyle w:val="af0"/>
-            <w:lang w:val="en-US"/>
-          </w:rPr>
-          <w:t>r</w:t>
-        </w:r>
-        <w:r>
-          <w:rPr>
-            <w:rStyle w:val="af0"/>
-            <w:lang w:val="en-US"/>
-          </w:rPr>
-          <w:t>sonalWebsite/</w:t>
+          <w:t>https://aciudacov.github.io/PersonalWebsite/</w:t>
         </w:r>
       </w:hyperlink>
     </w:p>
@@ -202,7 +188,7 @@
           <w:r>
             <w:fldChar w:fldCharType="separate"/>
           </w:r>
-          <w:hyperlink w:anchor="_Toc224829221" w:history="1">
+          <w:hyperlink w:anchor="_Toc224830281" w:history="1">
             <w:r>
               <w:rPr>
                 <w:rStyle w:val="af0"/>
@@ -230,7 +216,7 @@
                 <w:noProof/>
                 <w:webHidden/>
               </w:rPr>
-              <w:instrText xml:space="preserve"> PAGEREF _Toc224829221 \h </w:instrText>
+              <w:instrText xml:space="preserve"> PAGEREF _Toc224830281 \h </w:instrText>
             </w:r>
             <w:r>
               <w:rPr>
@@ -277,7 +263,7 @@
               <w14:ligatures w14:val="standardContextual"/>
             </w:rPr>
           </w:pPr>
-          <w:hyperlink w:anchor="_Toc224829222" w:history="1">
+          <w:hyperlink w:anchor="_Toc224830282" w:history="1">
             <w:r>
               <w:rPr>
                 <w:rStyle w:val="af0"/>
@@ -305,7 +291,7 @@
                 <w:noProof/>
                 <w:webHidden/>
               </w:rPr>
-              <w:instrText xml:space="preserve"> PAGEREF _Toc224829222 \h </w:instrText>
+              <w:instrText xml:space="preserve"> PAGEREF _Toc224830282 \h </w:instrText>
             </w:r>
             <w:r>
               <w:rPr>
@@ -352,7 +338,7 @@
               <w14:ligatures w14:val="standardContextual"/>
             </w:rPr>
           </w:pPr>
-          <w:hyperlink w:anchor="_Toc224829223" w:history="1">
+          <w:hyperlink w:anchor="_Toc224830283" w:history="1">
             <w:r>
               <w:rPr>
                 <w:rStyle w:val="af0"/>
@@ -380,7 +366,7 @@
                 <w:noProof/>
                 <w:webHidden/>
               </w:rPr>
-              <w:instrText xml:space="preserve"> PAGEREF _Toc224829223 \h </w:instrText>
+              <w:instrText xml:space="preserve"> PAGEREF _Toc224830283 \h </w:instrText>
             </w:r>
             <w:r>
               <w:rPr>
@@ -427,7 +413,7 @@
               <w14:ligatures w14:val="standardContextual"/>
             </w:rPr>
           </w:pPr>
-          <w:hyperlink w:anchor="_Toc224829224" w:history="1">
+          <w:hyperlink w:anchor="_Toc224830284" w:history="1">
             <w:r>
               <w:rPr>
                 <w:rStyle w:val="af0"/>
@@ -455,7 +441,7 @@
                 <w:noProof/>
                 <w:webHidden/>
               </w:rPr>
-              <w:instrText xml:space="preserve"> PAGEREF _Toc224829224 \h </w:instrText>
+              <w:instrText xml:space="preserve"> PAGEREF _Toc224830284 \h </w:instrText>
             </w:r>
             <w:r>
               <w:rPr>
@@ -502,7 +488,7 @@
               <w14:ligatures w14:val="standardContextual"/>
             </w:rPr>
           </w:pPr>
-          <w:hyperlink w:anchor="_Toc224829225" w:history="1">
+          <w:hyperlink w:anchor="_Toc224830285" w:history="1">
             <w:r>
               <w:rPr>
                 <w:rStyle w:val="af0"/>
@@ -530,7 +516,7 @@
                 <w:noProof/>
                 <w:webHidden/>
               </w:rPr>
-              <w:instrText xml:space="preserve"> PAGEREF _Toc224829225 \h </w:instrText>
+              <w:instrText xml:space="preserve"> PAGEREF _Toc224830285 \h </w:instrText>
             </w:r>
             <w:r>
               <w:rPr>
@@ -550,7 +536,7 @@
                 <w:noProof/>
                 <w:webHidden/>
               </w:rPr>
-              <w:t>3</w:t>
+              <w:t>2</w:t>
             </w:r>
             <w:r>
               <w:rPr>
@@ -577,7 +563,7 @@
               <w14:ligatures w14:val="standardContextual"/>
             </w:rPr>
           </w:pPr>
-          <w:hyperlink w:anchor="_Toc224829226" w:history="1">
+          <w:hyperlink w:anchor="_Toc224830286" w:history="1">
             <w:r>
               <w:rPr>
                 <w:rStyle w:val="af0"/>
@@ -605,7 +591,7 @@
                 <w:noProof/>
                 <w:webHidden/>
               </w:rPr>
-              <w:instrText xml:space="preserve"> PAGEREF _Toc224829226 \h </w:instrText>
+              <w:instrText xml:space="preserve"> PAGEREF _Toc224830286 \h </w:instrText>
             </w:r>
             <w:r>
               <w:rPr>
@@ -652,7 +638,7 @@
               <w14:ligatures w14:val="standardContextual"/>
             </w:rPr>
           </w:pPr>
-          <w:hyperlink w:anchor="_Toc224829227" w:history="1">
+          <w:hyperlink w:anchor="_Toc224830287" w:history="1">
             <w:r>
               <w:rPr>
                 <w:rStyle w:val="af0"/>
@@ -680,7 +666,7 @@
                 <w:noProof/>
                 <w:webHidden/>
               </w:rPr>
-              <w:instrText xml:space="preserve"> PAGEREF _Toc224829227 \h </w:instrText>
+              <w:instrText xml:space="preserve"> PAGEREF _Toc224830287 \h </w:instrText>
             </w:r>
             <w:r>
               <w:rPr>
@@ -727,7 +713,7 @@
               <w14:ligatures w14:val="standardContextual"/>
             </w:rPr>
           </w:pPr>
-          <w:hyperlink w:anchor="_Toc224829228" w:history="1">
+          <w:hyperlink w:anchor="_Toc224830288" w:history="1">
             <w:r>
               <w:rPr>
                 <w:rStyle w:val="af0"/>
@@ -755,7 +741,7 @@
                 <w:noProof/>
                 <w:webHidden/>
               </w:rPr>
-              <w:instrText xml:space="preserve"> PAGEREF _Toc224829228 \h </w:instrText>
+              <w:instrText xml:space="preserve"> PAGEREF _Toc224830288 \h </w:instrText>
             </w:r>
             <w:r>
               <w:rPr>
@@ -775,7 +761,7 @@
                 <w:noProof/>
                 <w:webHidden/>
               </w:rPr>
-              <w:t>4</w:t>
+              <w:t>3</w:t>
             </w:r>
             <w:r>
               <w:rPr>
@@ -802,7 +788,7 @@
               <w14:ligatures w14:val="standardContextual"/>
             </w:rPr>
           </w:pPr>
-          <w:hyperlink w:anchor="_Toc224829229" w:history="1">
+          <w:hyperlink w:anchor="_Toc224830289" w:history="1">
             <w:r>
               <w:rPr>
                 <w:rStyle w:val="af0"/>
@@ -829,7 +815,7 @@
                 <w:noProof/>
                 <w:webHidden/>
               </w:rPr>
-              <w:instrText xml:space="preserve"> PAGEREF _Toc224829229 \h </w:instrText>
+              <w:instrText xml:space="preserve"> PAGEREF _Toc224830289 \h </w:instrText>
             </w:r>
             <w:r>
               <w:rPr>
@@ -849,7 +835,7 @@
                 <w:noProof/>
                 <w:webHidden/>
               </w:rPr>
-              <w:t>4</w:t>
+              <w:t>3</w:t>
             </w:r>
             <w:r>
               <w:rPr>
@@ -876,7 +862,7 @@
               <w14:ligatures w14:val="standardContextual"/>
             </w:rPr>
           </w:pPr>
-          <w:hyperlink w:anchor="_Toc224829230" w:history="1">
+          <w:hyperlink w:anchor="_Toc224830290" w:history="1">
             <w:r>
               <w:rPr>
                 <w:rStyle w:val="af0"/>
@@ -903,7 +889,7 @@
                 <w:noProof/>
                 <w:webHidden/>
               </w:rPr>
-              <w:instrText xml:space="preserve"> PAGEREF _Toc224829230 \h </w:instrText>
+              <w:instrText xml:space="preserve"> PAGEREF _Toc224830290 \h </w:instrText>
             </w:r>
             <w:r>
               <w:rPr>
@@ -950,7 +936,7 @@
               <w14:ligatures w14:val="standardContextual"/>
             </w:rPr>
           </w:pPr>
-          <w:hyperlink w:anchor="_Toc224829231" w:history="1">
+          <w:hyperlink w:anchor="_Toc224830291" w:history="1">
             <w:r>
               <w:rPr>
                 <w:rStyle w:val="af0"/>
@@ -977,7 +963,7 @@
                 <w:noProof/>
                 <w:webHidden/>
               </w:rPr>
-              <w:instrText xml:space="preserve"> PAGEREF _Toc224829231 \h </w:instrText>
+              <w:instrText xml:space="preserve"> PAGEREF _Toc224830291 \h </w:instrText>
             </w:r>
             <w:r>
               <w:rPr>
@@ -1024,7 +1010,7 @@
               <w14:ligatures w14:val="standardContextual"/>
             </w:rPr>
           </w:pPr>
-          <w:hyperlink w:anchor="_Toc224829232" w:history="1">
+          <w:hyperlink w:anchor="_Toc224830292" w:history="1">
             <w:r>
               <w:rPr>
                 <w:rStyle w:val="af0"/>
@@ -1051,7 +1037,7 @@
                 <w:noProof/>
                 <w:webHidden/>
               </w:rPr>
-              <w:instrText xml:space="preserve"> PAGEREF _Toc224829232 \h </w:instrText>
+              <w:instrText xml:space="preserve"> PAGEREF _Toc224830292 \h </w:instrText>
             </w:r>
             <w:r>
               <w:rPr>
@@ -1098,7 +1084,7 @@
               <w14:ligatures w14:val="standardContextual"/>
             </w:rPr>
           </w:pPr>
-          <w:hyperlink w:anchor="_Toc224829233" w:history="1">
+          <w:hyperlink w:anchor="_Toc224830293" w:history="1">
             <w:r>
               <w:rPr>
                 <w:rStyle w:val="af0"/>
@@ -1126,7 +1112,7 @@
                 <w:noProof/>
                 <w:webHidden/>
               </w:rPr>
-              <w:instrText xml:space="preserve"> PAGEREF _Toc224829233 \h </w:instrText>
+              <w:instrText xml:space="preserve"> PAGEREF _Toc224830293 \h </w:instrText>
             </w:r>
             <w:r>
               <w:rPr>
@@ -1173,7 +1159,7 @@
               <w14:ligatures w14:val="standardContextual"/>
             </w:rPr>
           </w:pPr>
-          <w:hyperlink w:anchor="_Toc224829234" w:history="1">
+          <w:hyperlink w:anchor="_Toc224830294" w:history="1">
             <w:r>
               <w:rPr>
                 <w:rStyle w:val="af0"/>
@@ -1201,7 +1187,7 @@
                 <w:noProof/>
                 <w:webHidden/>
               </w:rPr>
-              <w:instrText xml:space="preserve"> PAGEREF _Toc224829234 \h </w:instrText>
+              <w:instrText xml:space="preserve"> PAGEREF _Toc224830294 \h </w:instrText>
             </w:r>
             <w:r>
               <w:rPr>
@@ -1221,7 +1207,7 @@
                 <w:noProof/>
                 <w:webHidden/>
               </w:rPr>
-              <w:t>5</w:t>
+              <w:t>4</w:t>
             </w:r>
             <w:r>
               <w:rPr>
@@ -1243,8 +1229,13 @@
         </w:p>
       </w:sdtContent>
     </w:sdt>
-    <w:p/>
-    <w:p/>
+    <w:p>
+      <w:pPr>
+        <w:rPr>
+          <w:lang w:val="en-US"/>
+        </w:rPr>
+      </w:pPr>
+    </w:p>
     <w:p>
       <w:pPr>
         <w:pStyle w:val="2"/>
@@ -1252,7 +1243,7 @@
           <w:lang w:val="en-US"/>
         </w:rPr>
       </w:pPr>
-      <w:bookmarkStart w:id="0" w:name="_Toc224829221"/>
+      <w:bookmarkStart w:id="0" w:name="_Toc224830281"/>
       <w:r>
         <w:rPr>
           <w:lang w:val="en-US"/>
@@ -1277,15 +1268,8 @@
         <w:rPr>
           <w:lang w:val="en-US"/>
         </w:rPr>
-        <w:t>.NET backend developer building APIs, automation systems, and internal platforms.</w:t>
-      </w:r>
-    </w:p>
-    <w:p>
-      <w:pPr>
-        <w:rPr>
-          <w:lang w:val="en-US"/>
-        </w:rPr>
-      </w:pPr>
+        <w:t>.NET backend developer focused on building distributed systems, data processing pipelines, and performance-critical applications.</w:t>
+      </w:r>
     </w:p>
     <w:p>
       <w:pPr>
@@ -1310,7 +1294,7 @@
         <w:rPr>
           <w:lang w:val="en-US"/>
         </w:rPr>
-        <w:t xml:space="preserve">One of my key projects is a </w:t>
+        <w:t xml:space="preserve">Designed and developed a real-time </w:t>
       </w:r>
       <w:proofErr w:type="spellStart"/>
       <w:r>
@@ -1324,7 +1308,43 @@
         <w:rPr>
           <w:lang w:val="en-US"/>
         </w:rPr>
-        <w:t xml:space="preserve"> monitoring system that aggregates multiple platforms and delivers real-time alerts via Telegram. It includes browser automation, data aggregation, filtering logic, and a web UI, and is used in production by 100+ users.</w:t>
+        <w:t xml:space="preserve"> monitoring system aggregating multiple external platforms.</w:t>
+      </w:r>
+      <w:r>
+        <w:rPr>
+          <w:lang w:val="en-US"/>
+        </w:rPr>
+        <w:t xml:space="preserve"> </w:t>
+      </w:r>
+      <w:r>
+        <w:rPr>
+          <w:lang w:val="en-US"/>
+        </w:rPr>
+        <w:t>Implemented continuous polling, data parsing, filtering pipelines, and event-driven notifications via Telegram.</w:t>
+      </w:r>
+      <w:r>
+        <w:rPr>
+          <w:lang w:val="en-US"/>
+        </w:rPr>
+        <w:t xml:space="preserve"> </w:t>
+      </w:r>
+      <w:r>
+        <w:rPr>
+          <w:lang w:val="en-US"/>
+        </w:rPr>
+        <w:t>Handled concurrency, state consistency, and performance challenges while processing frequently updating datasets.</w:t>
+      </w:r>
+      <w:r>
+        <w:rPr>
+          <w:lang w:val="en-US"/>
+        </w:rPr>
+        <w:t xml:space="preserve"> </w:t>
+      </w:r>
+      <w:r>
+        <w:rPr>
+          <w:lang w:val="en-US"/>
+        </w:rPr>
+        <w:t>Currently used in production by 100+ users.</w:t>
       </w:r>
     </w:p>
     <w:p>
@@ -1354,11 +1374,12 @@
           <w:lang w:val="en-US"/>
         </w:rPr>
       </w:pPr>
-      <w:bookmarkStart w:id="1" w:name="_Toc224829222"/>
-      <w:r>
-        <w:rPr>
-          <w:lang w:val="en-US"/>
-        </w:rPr>
+      <w:bookmarkStart w:id="1" w:name="_Toc224830282"/>
+      <w:r>
+        <w:rPr>
+          <w:lang w:val="en-US"/>
+        </w:rPr>
+        <w:lastRenderedPageBreak/>
         <w:t>W</w:t>
       </w:r>
       <w:r>
@@ -1371,25 +1392,12 @@
     </w:p>
     <w:p>
       <w:pPr>
-        <w:rPr>
-          <w:lang w:val="en-US"/>
-        </w:rPr>
-      </w:pPr>
-      <w:r>
-        <w:rPr>
-          <w:lang w:val="en-US"/>
-        </w:rPr>
-        <w:t>Senior .NET Developer</w:t>
-      </w:r>
-    </w:p>
-    <w:p>
-      <w:pPr>
         <w:pStyle w:val="3"/>
         <w:rPr>
           <w:lang w:val="en-US"/>
         </w:rPr>
       </w:pPr>
-      <w:bookmarkStart w:id="2" w:name="_Toc224829223"/>
+      <w:bookmarkStart w:id="2" w:name="_Toc224830283"/>
       <w:r>
         <w:rPr>
           <w:lang w:val="en-US"/>
@@ -1416,6 +1424,19 @@
         <w:rPr>
           <w:lang w:val="en-US"/>
         </w:rPr>
+        <w:t>Senior .NET Developer</w:t>
+      </w:r>
+    </w:p>
+    <w:p>
+      <w:pPr>
+        <w:rPr>
+          <w:lang w:val="en-US"/>
+        </w:rPr>
+      </w:pPr>
+      <w:r>
+        <w:rPr>
+          <w:lang w:val="en-US"/>
+        </w:rPr>
         <w:t>Apr 2025 - Present</w:t>
       </w:r>
     </w:p>
@@ -1462,15 +1483,43 @@
         <w:rPr>
           <w:lang w:val="en-US"/>
         </w:rPr>
-        <w:t>Contributed to a microservices-based enterprise platform used to manage automotive assembly-line projects. Extended core UI infrastructure by building reusable components on top of DevExpress, including hierarchical data grids, synchronized grid state across multiple views, and a flexible filtering system. Focused on designing extensible components and optimizing performance to ensure responsive behavior in complex data-driven interfaces.</w:t>
-      </w:r>
-    </w:p>
-    <w:p>
-      <w:pPr>
-        <w:rPr>
-          <w:lang w:val="en-US"/>
-        </w:rPr>
-      </w:pPr>
+        <w:t>Contributed to a microservices-based enterprise platform for automotive assembly-line planning. Designed and implemented reusable UI infrastructure and data-driven components, focusing on performance and scalability in complex hierarchical datasets.</w:t>
+      </w:r>
+      <w:r>
+        <w:rPr>
+          <w:lang w:val="en-US"/>
+        </w:rPr>
+        <w:t xml:space="preserve"> </w:t>
+      </w:r>
+      <w:r>
+        <w:rPr>
+          <w:lang w:val="en-US"/>
+        </w:rPr>
+        <w:t>Optimized rendering and state synchronization across multiple views, ensuring responsive behavior under high data volume scenarios.</w:t>
+      </w:r>
+    </w:p>
+    <w:p>
+      <w:pPr>
+        <w:rPr>
+          <w:lang w:val="en-US"/>
+        </w:rPr>
+      </w:pPr>
+    </w:p>
+    <w:p>
+      <w:pPr>
+        <w:pStyle w:val="3"/>
+        <w:rPr>
+          <w:lang w:val="en-US"/>
+        </w:rPr>
+      </w:pPr>
+      <w:bookmarkStart w:id="3" w:name="_Toc224830284"/>
+      <w:r>
+        <w:rPr>
+          <w:lang w:val="en-US"/>
+        </w:rPr>
+        <w:t>Software Mind Romania &amp; Moldova</w:t>
+      </w:r>
+      <w:bookmarkEnd w:id="3"/>
     </w:p>
     <w:p>
       <w:pPr>
@@ -1487,160 +1536,344 @@
     </w:p>
     <w:p>
       <w:pPr>
+        <w:rPr>
+          <w:lang w:val="en-US"/>
+        </w:rPr>
+      </w:pPr>
+      <w:r>
+        <w:rPr>
+          <w:lang w:val="en-US"/>
+        </w:rPr>
+        <w:t>Apr 2022 - Oct 2025</w:t>
+      </w:r>
+    </w:p>
+    <w:p>
+      <w:pPr>
+        <w:rPr>
+          <w:lang w:val="en-US"/>
+        </w:rPr>
+      </w:pPr>
+      <w:r>
+        <w:rPr>
+          <w:lang w:val="en-US"/>
+        </w:rPr>
+        <w:t>Chisinau, Moldova (Hybrid)</w:t>
+      </w:r>
+    </w:p>
+    <w:p>
+      <w:pPr>
+        <w:rPr>
+          <w:lang w:val="en-US"/>
+        </w:rPr>
+      </w:pPr>
+      <w:r>
+        <w:rPr>
+          <w:lang w:val="en-US"/>
+        </w:rPr>
+        <w:t>Tech stack: RESTful Web Services, Blazor, Datadog, MongoDB, Redis, PostgreSQL, Entity Framework, JavaScript, jQuery, Microservices</w:t>
+      </w:r>
+    </w:p>
+    <w:p>
+      <w:pPr>
+        <w:rPr>
+          <w:lang w:val="en-US"/>
+        </w:rPr>
+      </w:pPr>
+    </w:p>
+    <w:p>
+      <w:pPr>
+        <w:rPr>
+          <w:lang w:val="en-US"/>
+        </w:rPr>
+      </w:pPr>
+      <w:proofErr w:type="spellStart"/>
+      <w:r>
+        <w:rPr>
+          <w:lang w:val="en-US"/>
+        </w:rPr>
+        <w:t>Bettech</w:t>
+      </w:r>
+      <w:proofErr w:type="spellEnd"/>
+      <w:r>
+        <w:rPr>
+          <w:lang w:val="en-US"/>
+        </w:rPr>
+        <w:t xml:space="preserve"> Gaming:</w:t>
+      </w:r>
+    </w:p>
+    <w:p>
+      <w:pPr>
+        <w:rPr>
+          <w:lang w:val="en-US"/>
+        </w:rPr>
+      </w:pPr>
+      <w:r>
+        <w:rPr>
+          <w:lang w:val="en-US"/>
+        </w:rPr>
+        <w:t>Backend developer on a microservices-based SaaS betting platform, implementing APIs, integrating third-party services, and resolving production issues in a live environment. Worked on search-related optimizations (Elasticsearch) and introduced observability practices using Datadog.</w:t>
+      </w:r>
+    </w:p>
+    <w:p>
+      <w:pPr>
+        <w:rPr>
+          <w:lang w:val="en-US"/>
+        </w:rPr>
+      </w:pPr>
+    </w:p>
+    <w:p>
+      <w:pPr>
+        <w:rPr>
+          <w:lang w:val="en-US"/>
+        </w:rPr>
+      </w:pPr>
+      <w:proofErr w:type="spellStart"/>
+      <w:r>
+        <w:rPr>
+          <w:lang w:val="en-US"/>
+        </w:rPr>
+        <w:t>DataStation</w:t>
+      </w:r>
+      <w:proofErr w:type="spellEnd"/>
+      <w:r>
+        <w:rPr>
+          <w:lang w:val="en-US"/>
+        </w:rPr>
+        <w:t>:</w:t>
+      </w:r>
+    </w:p>
+    <w:p>
+      <w:pPr>
+        <w:rPr>
+          <w:lang w:val="en-US"/>
+        </w:rPr>
+      </w:pPr>
+      <w:r>
+        <w:rPr>
+          <w:lang w:val="en-US"/>
+        </w:rPr>
+        <w:t>Contributed to the full rewrite of a legacy ASP compliance management system into a modern Blazor/.NET application. Reverse-engineered undocumented business logic, migrated stored procedures to EF-based queries, refactored legacy code, and ensured backward database compatibility during phased migration.</w:t>
+      </w:r>
+    </w:p>
+    <w:p>
+      <w:pPr>
+        <w:rPr>
+          <w:lang w:val="en-US"/>
+        </w:rPr>
+      </w:pPr>
+    </w:p>
+    <w:p>
+      <w:pPr>
         <w:pStyle w:val="3"/>
         <w:rPr>
           <w:lang w:val="en-US"/>
         </w:rPr>
       </w:pPr>
-      <w:bookmarkStart w:id="3" w:name="_Toc224829224"/>
-      <w:r>
-        <w:rPr>
-          <w:lang w:val="en-US"/>
-        </w:rPr>
-        <w:t>Software Mind Romania &amp; Moldova</w:t>
-      </w:r>
-      <w:bookmarkEnd w:id="3"/>
-    </w:p>
-    <w:p>
-      <w:pPr>
-        <w:rPr>
-          <w:lang w:val="en-US"/>
-        </w:rPr>
-      </w:pPr>
-      <w:r>
-        <w:rPr>
-          <w:lang w:val="en-US"/>
-        </w:rPr>
-        <w:t>Apr 2022 - Oct 2025</w:t>
-      </w:r>
-    </w:p>
-    <w:p>
-      <w:pPr>
-        <w:rPr>
-          <w:lang w:val="en-US"/>
-        </w:rPr>
-      </w:pPr>
-      <w:r>
-        <w:rPr>
-          <w:lang w:val="en-US"/>
-        </w:rPr>
-        <w:t>Chisinau, Moldova (Hybrid)</w:t>
-      </w:r>
-    </w:p>
-    <w:p>
-      <w:pPr>
-        <w:rPr>
-          <w:lang w:val="en-US"/>
-        </w:rPr>
-      </w:pPr>
-      <w:r>
-        <w:rPr>
-          <w:lang w:val="en-US"/>
-        </w:rPr>
-        <w:t>Tech stack: RESTful Web Services, Blazor, Datadog, MongoDB, Redis, PostgreSQL, Entity Framework, JavaScript, jQuery, Microservices</w:t>
-      </w:r>
-    </w:p>
-    <w:p>
-      <w:pPr>
-        <w:rPr>
-          <w:lang w:val="en-US"/>
-        </w:rPr>
-      </w:pPr>
-    </w:p>
-    <w:p>
-      <w:pPr>
-        <w:rPr>
-          <w:lang w:val="en-US"/>
-        </w:rPr>
-      </w:pPr>
+      <w:bookmarkStart w:id="4" w:name="_Toc224830285"/>
+      <w:r>
+        <w:rPr>
+          <w:lang w:val="en-US"/>
+        </w:rPr>
+        <w:t>STARLAB Moldova</w:t>
+      </w:r>
+      <w:bookmarkEnd w:id="4"/>
+    </w:p>
+    <w:p>
+      <w:pPr>
+        <w:rPr>
+          <w:lang w:val="en-US"/>
+        </w:rPr>
+      </w:pPr>
+      <w:r>
+        <w:rPr>
+          <w:lang w:val="en-US"/>
+        </w:rPr>
+        <w:t>Junior .NET Developer</w:t>
+      </w:r>
+    </w:p>
+    <w:p>
+      <w:pPr>
+        <w:rPr>
+          <w:lang w:val="en-US"/>
+        </w:rPr>
+      </w:pPr>
+      <w:r>
+        <w:rPr>
+          <w:lang w:val="en-US"/>
+        </w:rPr>
+        <w:t>Aug 2021 - Apr 2022</w:t>
+      </w:r>
+    </w:p>
+    <w:p>
+      <w:pPr>
+        <w:rPr>
+          <w:lang w:val="en-US"/>
+        </w:rPr>
+      </w:pPr>
+      <w:r>
+        <w:rPr>
+          <w:lang w:val="en-US"/>
+        </w:rPr>
+        <w:t>Chisinau, Moldova (On-site)</w:t>
+      </w:r>
+    </w:p>
+    <w:p>
+      <w:pPr>
+        <w:rPr>
+          <w:lang w:val="en-US"/>
+        </w:rPr>
+      </w:pPr>
+      <w:r>
+        <w:rPr>
+          <w:lang w:val="en-US"/>
+        </w:rPr>
+        <w:lastRenderedPageBreak/>
+        <w:t>Tech stack: ASP.NET Core, Blazor, Docker, JavaScript, jQuery</w:t>
+      </w:r>
+    </w:p>
+    <w:p>
+      <w:pPr>
+        <w:rPr>
+          <w:lang w:val="en-US"/>
+        </w:rPr>
+      </w:pPr>
+    </w:p>
+    <w:p>
+      <w:pPr>
+        <w:rPr>
+          <w:lang w:val="en-US"/>
+        </w:rPr>
+      </w:pPr>
+      <w:r>
+        <w:rPr>
+          <w:lang w:val="en-US"/>
+        </w:rPr>
+        <w:t xml:space="preserve">Software Developer at Starlab (IT division of </w:t>
+      </w:r>
       <w:proofErr w:type="spellStart"/>
       <w:r>
         <w:rPr>
           <w:lang w:val="en-US"/>
         </w:rPr>
-        <w:t>Bettech</w:t>
+        <w:t>Starnet</w:t>
       </w:r>
       <w:proofErr w:type="spellEnd"/>
       <w:r>
         <w:rPr>
           <w:lang w:val="en-US"/>
         </w:rPr>
-        <w:t xml:space="preserve"> Gaming:</w:t>
-      </w:r>
-    </w:p>
-    <w:p>
-      <w:pPr>
-        <w:rPr>
-          <w:lang w:val="en-US"/>
-        </w:rPr>
-      </w:pPr>
-      <w:r>
-        <w:rPr>
-          <w:lang w:val="en-US"/>
-        </w:rPr>
-        <w:t>Backend developer on a microservices-based SaaS betting platform, implementing APIs, integrating third-party services, and resolving production issues in a live environment. Worked on search-related optimizations (Elasticsearch) and introduced observability practices using Datadog.</w:t>
-      </w:r>
-    </w:p>
-    <w:p>
-      <w:pPr>
-        <w:rPr>
-          <w:lang w:val="en-US"/>
-        </w:rPr>
-      </w:pPr>
-    </w:p>
-    <w:p>
-      <w:pPr>
-        <w:rPr>
-          <w:lang w:val="en-US"/>
-        </w:rPr>
-      </w:pPr>
+        <w:t>), working on internal CRM systems and microservices. Delivered new features and endpoints, resolved production issues, and developed an internal Blazor application for customer and service management, including payment handling and TV package administration.</w:t>
+      </w:r>
+    </w:p>
+    <w:p>
+      <w:pPr>
+        <w:rPr>
+          <w:lang w:val="en-US"/>
+        </w:rPr>
+      </w:pPr>
+    </w:p>
+    <w:p>
+      <w:pPr>
+        <w:pStyle w:val="3"/>
+        <w:rPr>
+          <w:lang w:val="en-US"/>
+        </w:rPr>
+      </w:pPr>
+      <w:bookmarkStart w:id="5" w:name="_Toc224830286"/>
       <w:proofErr w:type="spellStart"/>
       <w:r>
         <w:rPr>
           <w:lang w:val="en-US"/>
         </w:rPr>
-        <w:t>DataStation</w:t>
+        <w:t>Extenda</w:t>
       </w:r>
       <w:proofErr w:type="spellEnd"/>
       <w:r>
         <w:rPr>
           <w:lang w:val="en-US"/>
         </w:rPr>
-        <w:t>:</w:t>
-      </w:r>
-    </w:p>
-    <w:p>
-      <w:pPr>
-        <w:rPr>
-          <w:lang w:val="en-US"/>
-        </w:rPr>
-      </w:pPr>
-      <w:r>
-        <w:rPr>
-          <w:lang w:val="en-US"/>
-        </w:rPr>
-        <w:t>Contributed to the full rewrite of a legacy ASP compliance management system into a modern Blazor/.NET application. Reverse-engineered undocumented business logic, migrated stored procedures to EF-based queries, refactored legacy code, and ensured backward database compatibility during phased migration.</w:t>
-      </w:r>
-    </w:p>
-    <w:p>
-      <w:pPr>
-        <w:rPr>
-          <w:lang w:val="en-US"/>
-        </w:rPr>
-      </w:pPr>
-    </w:p>
-    <w:p>
-      <w:pPr>
-        <w:rPr>
-          <w:lang w:val="en-US"/>
-        </w:rPr>
-      </w:pPr>
-      <w:r>
-        <w:rPr>
-          <w:lang w:val="en-US"/>
-        </w:rPr>
-        <w:t>Junior .NET Developer</w:t>
-      </w:r>
+        <w:t xml:space="preserve"> Retail via Stefanini EMEA</w:t>
+      </w:r>
+      <w:bookmarkEnd w:id="5"/>
+    </w:p>
+    <w:p>
+      <w:pPr>
+        <w:rPr>
+          <w:lang w:val="en-US"/>
+        </w:rPr>
+      </w:pPr>
+      <w:r>
+        <w:rPr>
+          <w:lang w:val="en-US"/>
+        </w:rPr>
+        <w:t>Junior .NET Backend Developer</w:t>
+      </w:r>
+    </w:p>
+    <w:p>
+      <w:pPr>
+        <w:rPr>
+          <w:lang w:val="en-US"/>
+        </w:rPr>
+      </w:pPr>
+      <w:r>
+        <w:rPr>
+          <w:lang w:val="en-US"/>
+        </w:rPr>
+        <w:t>Apr 2020 - Aug 2021</w:t>
+      </w:r>
+    </w:p>
+    <w:p>
+      <w:pPr>
+        <w:rPr>
+          <w:lang w:val="en-US"/>
+        </w:rPr>
+      </w:pPr>
+      <w:r>
+        <w:rPr>
+          <w:lang w:val="en-US"/>
+        </w:rPr>
+        <w:t>Remote</w:t>
+      </w:r>
+    </w:p>
+    <w:p>
+      <w:pPr>
+        <w:rPr>
+          <w:lang w:val="en-US"/>
+        </w:rPr>
+      </w:pPr>
+      <w:r>
+        <w:rPr>
+          <w:lang w:val="en-US"/>
+        </w:rPr>
+        <w:t>Tech stack: .NET, Web API, REST, Swagger, MS SQL, Elasticsearch</w:t>
+      </w:r>
+    </w:p>
+    <w:p>
+      <w:pPr>
+        <w:rPr>
+          <w:lang w:val="en-US"/>
+        </w:rPr>
+      </w:pPr>
+    </w:p>
+    <w:p>
+      <w:pPr>
+        <w:rPr>
+          <w:lang w:val="en-US"/>
+        </w:rPr>
+      </w:pPr>
+      <w:r>
+        <w:rPr>
+          <w:lang w:val="en-US"/>
+        </w:rPr>
+        <w:t>Backend developer on an end-to-end retail platform (POS, kiosks, warehouse management), responsible for API development, bug fixing, and performance improvements across kiosk and warehouse application modules.</w:t>
+      </w:r>
+    </w:p>
+    <w:p>
+      <w:pPr>
+        <w:rPr>
+          <w:lang w:val="en-US"/>
+        </w:rPr>
+      </w:pPr>
     </w:p>
     <w:p>
       <w:pPr>
@@ -1649,39 +1882,51 @@
           <w:lang w:val="en-US"/>
         </w:rPr>
       </w:pPr>
-      <w:bookmarkStart w:id="4" w:name="_Toc224829225"/>
-      <w:r>
-        <w:rPr>
-          <w:lang w:val="en-US"/>
-        </w:rPr>
-        <w:t>STARLAB Moldova</w:t>
-      </w:r>
-      <w:bookmarkEnd w:id="4"/>
-    </w:p>
-    <w:p>
-      <w:pPr>
-        <w:rPr>
-          <w:lang w:val="en-US"/>
-        </w:rPr>
-      </w:pPr>
-      <w:r>
-        <w:rPr>
-          <w:lang w:val="en-US"/>
-        </w:rPr>
-        <w:t>Aug 2021 - Apr 2022</w:t>
-      </w:r>
-    </w:p>
-    <w:p>
-      <w:pPr>
-        <w:rPr>
-          <w:lang w:val="en-US"/>
-        </w:rPr>
-      </w:pPr>
-      <w:r>
-        <w:rPr>
-          <w:lang w:val="en-US"/>
-        </w:rPr>
-        <w:lastRenderedPageBreak/>
+      <w:bookmarkStart w:id="6" w:name="_Toc224830287"/>
+      <w:r>
+        <w:rPr>
+          <w:lang w:val="en-US"/>
+        </w:rPr>
+        <w:t>Raymond James via Allied Testing</w:t>
+      </w:r>
+      <w:bookmarkEnd w:id="6"/>
+    </w:p>
+    <w:p>
+      <w:pPr>
+        <w:rPr>
+          <w:lang w:val="en-US"/>
+        </w:rPr>
+      </w:pPr>
+      <w:r>
+        <w:rPr>
+          <w:lang w:val="en-US"/>
+        </w:rPr>
+        <w:t>QA Engineer</w:t>
+      </w:r>
+    </w:p>
+    <w:p>
+      <w:pPr>
+        <w:rPr>
+          <w:lang w:val="en-US"/>
+        </w:rPr>
+      </w:pPr>
+      <w:r>
+        <w:rPr>
+          <w:lang w:val="en-US"/>
+        </w:rPr>
+        <w:t>Jul 2018 - Mar 2020</w:t>
+      </w:r>
+    </w:p>
+    <w:p>
+      <w:pPr>
+        <w:rPr>
+          <w:lang w:val="en-US"/>
+        </w:rPr>
+      </w:pPr>
+      <w:r>
+        <w:rPr>
+          <w:lang w:val="en-US"/>
+        </w:rPr>
         <w:t>Chisinau, Moldova (On-site)</w:t>
       </w:r>
     </w:p>
@@ -1695,269 +1940,57 @@
         <w:rPr>
           <w:lang w:val="en-US"/>
         </w:rPr>
-        <w:t>Tech stack: ASP.NET Core, Blazor, Docker, JavaScript, jQuery</w:t>
-      </w:r>
-    </w:p>
-    <w:p>
-      <w:pPr>
-        <w:rPr>
-          <w:lang w:val="en-US"/>
-        </w:rPr>
-      </w:pPr>
-    </w:p>
-    <w:p>
-      <w:pPr>
-        <w:rPr>
-          <w:lang w:val="en-US"/>
-        </w:rPr>
-      </w:pPr>
-      <w:r>
-        <w:rPr>
-          <w:lang w:val="en-US"/>
-        </w:rPr>
-        <w:t xml:space="preserve">Software Developer at Starlab (IT division of </w:t>
-      </w:r>
-      <w:proofErr w:type="spellStart"/>
-      <w:r>
-        <w:rPr>
-          <w:lang w:val="en-US"/>
-        </w:rPr>
-        <w:t>Starnet</w:t>
-      </w:r>
-      <w:proofErr w:type="spellEnd"/>
-      <w:r>
-        <w:rPr>
-          <w:lang w:val="en-US"/>
-        </w:rPr>
-        <w:t>), working on internal CRM systems and microservices. Delivered new features and endpoints, resolved production issues, and developed an internal Blazor application for customer and service management, including payment handling and TV package administration.</w:t>
-      </w:r>
-    </w:p>
-    <w:p>
-      <w:pPr>
-        <w:rPr>
-          <w:lang w:val="en-US"/>
-        </w:rPr>
-      </w:pPr>
-    </w:p>
-    <w:p>
-      <w:pPr>
-        <w:rPr>
-          <w:lang w:val="en-US"/>
-        </w:rPr>
-      </w:pPr>
-      <w:r>
-        <w:rPr>
-          <w:lang w:val="en-US"/>
-        </w:rPr>
-        <w:t>Junior .NET Backend Developer</w:t>
-      </w:r>
+        <w:t>Tech stack: QA, T-SQL, Oracle</w:t>
+      </w:r>
+    </w:p>
+    <w:p>
+      <w:pPr>
+        <w:rPr>
+          <w:lang w:val="en-US"/>
+        </w:rPr>
+      </w:pPr>
+    </w:p>
+    <w:p>
+      <w:pPr>
+        <w:rPr>
+          <w:lang w:val="en-US"/>
+        </w:rPr>
+      </w:pPr>
+      <w:r>
+        <w:rPr>
+          <w:lang w:val="en-US"/>
+        </w:rPr>
+        <w:t>Manual QA on two Raymond James initiatives: a database migration from SQL Server to Oracle and an internal web-based trading management platform. For the migration project, validated schema and data mapping accuracy using extensive SQL analysis (joins, transformations, cross-checks against mapping documentation) to ensure integrity and consistency post-migration. For the trading platform, verified business requirements and user stories end-to-end, executing functional, performance, and database-level checks, and proactively identifying edge cases and defects across complex trading workflows (orders, contracts, options/legs).</w:t>
+      </w:r>
+    </w:p>
+    <w:p>
+      <w:pPr>
+        <w:rPr>
+          <w:lang w:val="en-US"/>
+        </w:rPr>
+      </w:pPr>
+    </w:p>
+    <w:p>
+      <w:pPr>
+        <w:pStyle w:val="2"/>
+        <w:rPr>
+          <w:lang w:val="en-US"/>
+        </w:rPr>
+      </w:pPr>
+      <w:bookmarkStart w:id="7" w:name="_Toc224830288"/>
+      <w:r>
+        <w:rPr>
+          <w:lang w:val="en-US"/>
+        </w:rPr>
+        <w:t>Skillset</w:t>
+      </w:r>
+      <w:bookmarkEnd w:id="7"/>
     </w:p>
     <w:p>
       <w:pPr>
         <w:pStyle w:val="3"/>
-        <w:rPr>
-          <w:lang w:val="en-US"/>
-        </w:rPr>
-      </w:pPr>
-      <w:bookmarkStart w:id="5" w:name="_Toc224829226"/>
-      <w:proofErr w:type="spellStart"/>
-      <w:r>
-        <w:rPr>
-          <w:lang w:val="en-US"/>
-        </w:rPr>
-        <w:t>Extenda</w:t>
-      </w:r>
-      <w:proofErr w:type="spellEnd"/>
-      <w:r>
-        <w:rPr>
-          <w:lang w:val="en-US"/>
-        </w:rPr>
-        <w:t xml:space="preserve"> Retail via Stefanini EMEA</w:t>
-      </w:r>
-      <w:bookmarkEnd w:id="5"/>
-    </w:p>
-    <w:p>
-      <w:pPr>
-        <w:rPr>
-          <w:lang w:val="en-US"/>
-        </w:rPr>
-      </w:pPr>
-      <w:r>
-        <w:rPr>
-          <w:lang w:val="en-US"/>
-        </w:rPr>
-        <w:t>Apr 2020 - Aug 2021</w:t>
-      </w:r>
-    </w:p>
-    <w:p>
-      <w:pPr>
-        <w:rPr>
-          <w:lang w:val="en-US"/>
-        </w:rPr>
-      </w:pPr>
-      <w:r>
-        <w:rPr>
-          <w:lang w:val="en-US"/>
-        </w:rPr>
-        <w:t>Remote</w:t>
-      </w:r>
-    </w:p>
-    <w:p>
-      <w:pPr>
-        <w:rPr>
-          <w:lang w:val="en-US"/>
-        </w:rPr>
-      </w:pPr>
-      <w:r>
-        <w:rPr>
-          <w:lang w:val="en-US"/>
-        </w:rPr>
-        <w:t>Tech stack: .NET, Web API, REST, Swagger, MS SQL, Elasticsearch</w:t>
-      </w:r>
-    </w:p>
-    <w:p>
-      <w:pPr>
-        <w:rPr>
-          <w:lang w:val="en-US"/>
-        </w:rPr>
-      </w:pPr>
-    </w:p>
-    <w:p>
-      <w:pPr>
-        <w:rPr>
-          <w:lang w:val="en-US"/>
-        </w:rPr>
-      </w:pPr>
-      <w:r>
-        <w:rPr>
-          <w:lang w:val="en-US"/>
-        </w:rPr>
-        <w:t>Backend developer on an end-to-end retail platform (POS, kiosks, warehouse management), responsible for API development, bug fixing, and performance improvements across kiosk and warehouse application modules.</w:t>
-      </w:r>
-    </w:p>
-    <w:p>
-      <w:pPr>
-        <w:rPr>
-          <w:lang w:val="en-US"/>
-        </w:rPr>
-      </w:pPr>
-    </w:p>
-    <w:p>
-      <w:pPr>
-        <w:rPr>
-          <w:lang w:val="en-US"/>
-        </w:rPr>
-      </w:pPr>
-      <w:r>
-        <w:rPr>
-          <w:lang w:val="en-US"/>
-        </w:rPr>
-        <w:t>QA Engineer</w:t>
-      </w:r>
-    </w:p>
-    <w:p>
-      <w:pPr>
-        <w:pStyle w:val="3"/>
-        <w:rPr>
-          <w:lang w:val="en-US"/>
-        </w:rPr>
-      </w:pPr>
-      <w:bookmarkStart w:id="6" w:name="_Toc224829227"/>
-      <w:r>
-        <w:rPr>
-          <w:lang w:val="en-US"/>
-        </w:rPr>
-        <w:t>Raymond James via Allied Testing</w:t>
-      </w:r>
-      <w:bookmarkEnd w:id="6"/>
-    </w:p>
-    <w:p>
-      <w:pPr>
-        <w:rPr>
-          <w:lang w:val="en-US"/>
-        </w:rPr>
-      </w:pPr>
-      <w:r>
-        <w:rPr>
-          <w:lang w:val="en-US"/>
-        </w:rPr>
-        <w:t>Jul 2018 - Mar 2020</w:t>
-      </w:r>
-    </w:p>
-    <w:p>
-      <w:pPr>
-        <w:rPr>
-          <w:lang w:val="en-US"/>
-        </w:rPr>
-      </w:pPr>
-      <w:r>
-        <w:rPr>
-          <w:lang w:val="en-US"/>
-        </w:rPr>
-        <w:t>Chisinau, Moldova (On-site)</w:t>
-      </w:r>
-    </w:p>
-    <w:p>
-      <w:pPr>
-        <w:rPr>
-          <w:lang w:val="en-US"/>
-        </w:rPr>
-      </w:pPr>
-      <w:r>
-        <w:rPr>
-          <w:lang w:val="en-US"/>
-        </w:rPr>
-        <w:t>Tech stack: QA, T-SQL, Oracle</w:t>
-      </w:r>
-    </w:p>
-    <w:p>
-      <w:pPr>
-        <w:rPr>
-          <w:lang w:val="en-US"/>
-        </w:rPr>
-      </w:pPr>
-    </w:p>
-    <w:p>
-      <w:pPr>
-        <w:rPr>
-          <w:lang w:val="en-US"/>
-        </w:rPr>
-      </w:pPr>
-      <w:r>
-        <w:rPr>
-          <w:lang w:val="en-US"/>
-        </w:rPr>
-        <w:t>Manual QA on two Raymond James initiatives: a database migration from SQL Server to Oracle and an internal web-based trading management platform. For the migration project, validated schema and data mapping accuracy using extensive SQL analysis (joins, transformations, cross-checks against mapping documentation) to ensure integrity and consistency post-migration. For the trading platform, verified business requirements and user stories end-to-end, executing functional, performance, and database-level checks, and proactively identifying edge cases and defects across complex trading workflows (orders, contracts, options/legs).</w:t>
-      </w:r>
-    </w:p>
-    <w:p>
-      <w:pPr>
-        <w:rPr>
-          <w:lang w:val="en-US"/>
-        </w:rPr>
-      </w:pPr>
-    </w:p>
-    <w:p>
-      <w:pPr>
-        <w:pStyle w:val="2"/>
-        <w:rPr>
-          <w:lang w:val="en-US"/>
-        </w:rPr>
-      </w:pPr>
-      <w:bookmarkStart w:id="7" w:name="_Toc224829228"/>
-      <w:r>
-        <w:rPr>
-          <w:lang w:val="en-US"/>
-        </w:rPr>
-        <w:t>Skillset</w:t>
-      </w:r>
-      <w:bookmarkEnd w:id="7"/>
-    </w:p>
-    <w:p>
-      <w:pPr>
-        <w:pStyle w:val="3"/>
-      </w:pPr>
-      <w:bookmarkStart w:id="8" w:name="_Toc224829229"/>
+      </w:pPr>
+      <w:bookmarkStart w:id="8" w:name="_Toc224830289"/>
       <w:proofErr w:type="spellStart"/>
       <w:r>
         <w:t>Backend</w:t>
@@ -1998,7 +2031,6 @@
         </w:numPr>
       </w:pPr>
       <w:r>
-        <w:lastRenderedPageBreak/>
         <w:t>ASP.NET Core</w:t>
       </w:r>
     </w:p>
@@ -2010,6 +2042,7 @@
         </w:numPr>
       </w:pPr>
       <w:r>
+        <w:lastRenderedPageBreak/>
         <w:t>Web API</w:t>
       </w:r>
     </w:p>
@@ -2051,7 +2084,7 @@
       <w:pPr>
         <w:pStyle w:val="3"/>
       </w:pPr>
-      <w:bookmarkStart w:id="9" w:name="_Toc224829230"/>
+      <w:bookmarkStart w:id="9" w:name="_Toc224830290"/>
       <w:proofErr w:type="spellStart"/>
       <w:r>
         <w:t>Frontend</w:t>
@@ -2138,7 +2171,7 @@
           <w:lang w:val="en-US"/>
         </w:rPr>
       </w:pPr>
-      <w:bookmarkStart w:id="10" w:name="_Toc224829231"/>
+      <w:bookmarkStart w:id="10" w:name="_Toc224830291"/>
       <w:proofErr w:type="spellStart"/>
       <w:r>
         <w:t>DevOps</w:t>
@@ -2193,7 +2226,7 @@
       <w:pPr>
         <w:pStyle w:val="3"/>
       </w:pPr>
-      <w:bookmarkStart w:id="11" w:name="_Toc224829232"/>
+      <w:bookmarkStart w:id="11" w:name="_Toc224830292"/>
       <w:proofErr w:type="spellStart"/>
       <w:r>
         <w:t>Databases</w:t>
@@ -2302,7 +2335,7 @@
           <w:lang w:val="en-US"/>
         </w:rPr>
       </w:pPr>
-      <w:bookmarkStart w:id="12" w:name="_Toc224829233"/>
+      <w:bookmarkStart w:id="12" w:name="_Toc224830293"/>
       <w:r>
         <w:rPr>
           <w:lang w:val="en-US"/>
@@ -2339,6 +2372,9 @@
           <w:ilvl w:val="0"/>
           <w:numId w:val="4"/>
         </w:numPr>
+        <w:rPr>
+          <w:lang w:val="en-US"/>
+        </w:rPr>
       </w:pPr>
       <w:r>
         <w:rPr>
@@ -2349,6 +2385,61 @@
     </w:p>
     <w:p>
       <w:pPr>
+        <w:pStyle w:val="a7"/>
+        <w:numPr>
+          <w:ilvl w:val="0"/>
+          <w:numId w:val="4"/>
+        </w:numPr>
+        <w:rPr>
+          <w:lang w:val="en-US"/>
+        </w:rPr>
+      </w:pPr>
+      <w:r>
+        <w:rPr>
+          <w:lang w:val="en-US"/>
+        </w:rPr>
+        <w:t xml:space="preserve"> Performance optimization of data-heavy workflows</w:t>
+      </w:r>
+    </w:p>
+    <w:p>
+      <w:pPr>
+        <w:pStyle w:val="a7"/>
+        <w:numPr>
+          <w:ilvl w:val="0"/>
+          <w:numId w:val="4"/>
+        </w:numPr>
+        <w:rPr>
+          <w:lang w:val="en-US"/>
+        </w:rPr>
+      </w:pPr>
+      <w:r>
+        <w:rPr>
+          <w:lang w:val="en-US"/>
+        </w:rPr>
+        <w:t>Concurrent processing and asynchronous pipelines</w:t>
+      </w:r>
+    </w:p>
+    <w:p>
+      <w:pPr>
+        <w:pStyle w:val="a7"/>
+        <w:numPr>
+          <w:ilvl w:val="0"/>
+          <w:numId w:val="4"/>
+        </w:numPr>
+        <w:rPr>
+          <w:lang w:val="en-US"/>
+        </w:rPr>
+      </w:pPr>
+      <w:r>
+        <w:rPr>
+          <w:lang w:val="en-US"/>
+        </w:rPr>
+        <w:t>Integration with external systems and real-time data streams</w:t>
+      </w:r>
+    </w:p>
+    <w:p>
+      <w:pPr>
+        <w:pStyle w:val="a7"/>
         <w:rPr>
           <w:lang w:val="en-US"/>
         </w:rPr>
@@ -2361,7 +2452,7 @@
           <w:lang w:val="en-US"/>
         </w:rPr>
       </w:pPr>
-      <w:bookmarkStart w:id="13" w:name="_Toc224829234"/>
+      <w:bookmarkStart w:id="13" w:name="_Toc224830294"/>
       <w:r>
         <w:rPr>
           <w:lang w:val="en-US"/>
@@ -3717,7 +3808,6 @@
   <w:style w:type="character" w:default="1" w:styleId="a0">
     <w:name w:val="Default Paragraph Font"/>
     <w:uiPriority w:val="1"/>
-    <w:semiHidden/>
     <w:unhideWhenUsed/>
   </w:style>
   <w:style w:type="table" w:default="1" w:styleId="a1">
@@ -4165,6 +4255,23 @@
       <w:ind w:left="440"/>
     </w:pPr>
   </w:style>
+  <w:style w:type="paragraph" w:styleId="af4">
+    <w:name w:val="Normal (Web)"/>
+    <w:basedOn w:val="a"/>
+    <w:uiPriority w:val="99"/>
+    <w:semiHidden/>
+    <w:unhideWhenUsed/>
+    <w:rsid w:val="00DC3590"/>
+    <w:pPr>
+      <w:spacing w:before="100" w:beforeAutospacing="1" w:after="100" w:afterAutospacing="1" w:line="240" w:lineRule="auto"/>
+    </w:pPr>
+    <w:rPr>
+      <w:rFonts w:ascii="Times New Roman" w:eastAsia="Times New Roman" w:hAnsi="Times New Roman" w:cs="Times New Roman"/>
+      <w:sz w:val="24"/>
+      <w:szCs w:val="24"/>
+      <w:lang w:eastAsia="ru-RU"/>
+    </w:rPr>
+  </w:style>
 </w:styles>
 </file>
 
